--- a/templates/ID_CARD_TEMPLATE_RU.docx
+++ b/templates/ID_CARD_TEMPLATE_RU.docx
@@ -371,7 +371,6 @@
                 <w:b/>
                 <w:sz w:val="28"/>
                 <w:szCs w:val="28"/>
-                <w:lang w:val="en-US"/>
               </w:rPr>
             </w:pPr>
             <w:r>
@@ -391,26 +390,33 @@
                 <w:sz w:val="28"/>
                 <w:szCs w:val="28"/>
                 <w:u w:val="single"/>
-                <w:lang w:val="en-US"/>
-              </w:rPr>
-            </w:pPr>
-            <w:r>
-              <w:rPr>
-                <w:b/>
-                <w:sz w:val="28"/>
-                <w:szCs w:val="28"/>
-                <w:u w:val="single"/>
-                <w:lang w:val="en-US"/>
-              </w:rPr>
-              <w:t>{{surname</w:t>
-            </w:r>
-            <w:r>
-              <w:rPr>
-                <w:b/>
-                <w:sz w:val="28"/>
-                <w:szCs w:val="28"/>
-                <w:u w:val="single"/>
-                <w:lang w:val="en-US"/>
+              </w:rPr>
+            </w:pPr>
+            <w:r>
+              <w:rPr>
+                <w:b/>
+                <w:sz w:val="28"/>
+                <w:szCs w:val="28"/>
+                <w:u w:val="single"/>
+              </w:rPr>
+              <w:t>{{</w:t>
+            </w:r>
+            <w:r>
+              <w:rPr>
+                <w:b/>
+                <w:sz w:val="28"/>
+                <w:szCs w:val="28"/>
+                <w:u w:val="single"/>
+                <w:lang w:val="en-US"/>
+              </w:rPr>
+              <w:t>surname</w:t>
+            </w:r>
+            <w:r>
+              <w:rPr>
+                <w:b/>
+                <w:sz w:val="28"/>
+                <w:szCs w:val="28"/>
+                <w:u w:val="single"/>
               </w:rPr>
               <w:t>}}</w:t>
             </w:r>
@@ -420,7 +426,6 @@
                 <w:sz w:val="28"/>
                 <w:szCs w:val="28"/>
                 <w:u w:val="single"/>
-                <w:lang w:val="en-US"/>
               </w:rPr>
               <w:t xml:space="preserve">  </w:t>
             </w:r>
@@ -432,7 +437,6 @@
                 <w:b/>
                 <w:sz w:val="28"/>
                 <w:szCs w:val="28"/>
-                <w:lang w:val="en-US"/>
               </w:rPr>
             </w:pPr>
             <w:r>
@@ -452,28 +456,54 @@
                 <w:sz w:val="28"/>
                 <w:szCs w:val="28"/>
                 <w:u w:val="single"/>
-                <w:lang w:val="en-US"/>
-              </w:rPr>
-            </w:pPr>
-            <w:r>
-              <w:rPr>
-                <w:b/>
-                <w:sz w:val="28"/>
-                <w:szCs w:val="28"/>
-                <w:u w:val="single"/>
-                <w:lang w:val="en-US"/>
-              </w:rPr>
-              <w:t>{{given_</w:t>
-            </w:r>
-            <w:r>
-              <w:rPr>
-                <w:b/>
-                <w:sz w:val="28"/>
-                <w:szCs w:val="28"/>
-                <w:u w:val="single"/>
-                <w:lang w:val="en-US"/>
-              </w:rPr>
-              <w:t>name}}</w:t>
+              </w:rPr>
+            </w:pPr>
+            <w:r>
+              <w:rPr>
+                <w:b/>
+                <w:sz w:val="28"/>
+                <w:szCs w:val="28"/>
+                <w:u w:val="single"/>
+              </w:rPr>
+              <w:t>{{</w:t>
+            </w:r>
+            <w:r>
+              <w:rPr>
+                <w:b/>
+                <w:sz w:val="28"/>
+                <w:szCs w:val="28"/>
+                <w:u w:val="single"/>
+                <w:lang w:val="en-US"/>
+              </w:rPr>
+              <w:t>given</w:t>
+            </w:r>
+            <w:r>
+              <w:rPr>
+                <w:b/>
+                <w:sz w:val="28"/>
+                <w:szCs w:val="28"/>
+                <w:u w:val="single"/>
+              </w:rPr>
+              <w:t>_</w:t>
+            </w:r>
+            <w:r>
+              <w:rPr>
+                <w:b/>
+                <w:sz w:val="28"/>
+                <w:szCs w:val="28"/>
+                <w:u w:val="single"/>
+                <w:lang w:val="en-US"/>
+              </w:rPr>
+              <w:t>name</w:t>
+            </w:r>
+            <w:r>
+              <w:rPr>
+                <w:b/>
+                <w:sz w:val="28"/>
+                <w:szCs w:val="28"/>
+                <w:u w:val="single"/>
+              </w:rPr>
+              <w:t>}}</w:t>
             </w:r>
           </w:p>
           <w:p>
@@ -559,7 +589,6 @@
                 <w:sz w:val="28"/>
                 <w:szCs w:val="28"/>
                 <w:u w:val="single"/>
-                <w:lang w:val="en-US"/>
               </w:rPr>
             </w:pPr>
             <w:r>
@@ -579,7 +608,45 @@
                 <w:u w:val="single"/>
                 <w:lang w:val="en-US"/>
               </w:rPr>
-              <w:t>date_of_birth</w:t>
+              <w:t>date</w:t>
+            </w:r>
+            <w:r>
+              <w:rPr>
+                <w:b/>
+                <w:sz w:val="28"/>
+                <w:szCs w:val="28"/>
+                <w:u w:val="single"/>
+              </w:rPr>
+              <w:t>_</w:t>
+            </w:r>
+            <w:r>
+              <w:rPr>
+                <w:b/>
+                <w:sz w:val="28"/>
+                <w:szCs w:val="28"/>
+                <w:u w:val="single"/>
+                <w:lang w:val="en-US"/>
+              </w:rPr>
+              <w:t>of</w:t>
+            </w:r>
+            <w:r>
+              <w:rPr>
+                <w:b/>
+                <w:sz w:val="28"/>
+                <w:szCs w:val="28"/>
+                <w:u w:val="single"/>
+              </w:rPr>
+              <w:t>_</w:t>
+            </w:r>
+            <w:r>
+              <w:rPr>
+                <w:b/>
+                <w:sz w:val="28"/>
+                <w:szCs w:val="28"/>
+                <w:u w:val="single"/>
+                <w:lang w:val="en-US"/>
+              </w:rPr>
+              <w:t>birth</w:t>
             </w:r>
             <w:r>
               <w:rPr>
@@ -596,7 +663,6 @@
                 <w:sz w:val="28"/>
                 <w:szCs w:val="28"/>
                 <w:u w:val="single"/>
-                <w:lang w:val="en-US"/>
               </w:rPr>
               <w:t>}</w:t>
             </w:r>
@@ -608,33 +674,53 @@
                 <w:b/>
                 <w:sz w:val="28"/>
                 <w:szCs w:val="28"/>
-              </w:rPr>
-            </w:pPr>
-            <w:r>
-              <w:rPr>
-                <w:b/>
-                <w:sz w:val="28"/>
-                <w:szCs w:val="28"/>
-              </w:rPr>
-              <w:t>ДАТА ВЫДАЧИ</w:t>
-            </w:r>
-          </w:p>
-          <w:p>
-            <w:pPr>
-              <w:spacing w:after="0" w:line="240" w:lineRule="auto"/>
-              <w:rPr>
-                <w:b/>
-                <w:sz w:val="28"/>
-                <w:szCs w:val="28"/>
-                <w:u w:val="single"/>
-              </w:rPr>
-            </w:pPr>
-            <w:r>
-              <w:rPr>
-                <w:b/>
-                <w:sz w:val="28"/>
-                <w:szCs w:val="28"/>
-                <w:u w:val="single"/>
+                <w:lang w:val="en-US"/>
+              </w:rPr>
+            </w:pPr>
+            <w:r>
+              <w:rPr>
+                <w:b/>
+                <w:sz w:val="28"/>
+                <w:szCs w:val="28"/>
+              </w:rPr>
+              <w:t>ДАТА</w:t>
+            </w:r>
+            <w:r>
+              <w:rPr>
+                <w:b/>
+                <w:sz w:val="28"/>
+                <w:szCs w:val="28"/>
+                <w:lang w:val="en-US"/>
+              </w:rPr>
+              <w:t xml:space="preserve"> </w:t>
+            </w:r>
+            <w:r>
+              <w:rPr>
+                <w:b/>
+                <w:sz w:val="28"/>
+                <w:szCs w:val="28"/>
+              </w:rPr>
+              <w:t>ВЫДАЧИ</w:t>
+            </w:r>
+          </w:p>
+          <w:p>
+            <w:pPr>
+              <w:spacing w:after="0" w:line="240" w:lineRule="auto"/>
+              <w:rPr>
+                <w:b/>
+                <w:sz w:val="28"/>
+                <w:szCs w:val="28"/>
+                <w:u w:val="single"/>
+                <w:lang w:val="en-US"/>
+              </w:rPr>
+            </w:pPr>
+            <w:r>
+              <w:rPr>
+                <w:b/>
+                <w:sz w:val="28"/>
+                <w:szCs w:val="28"/>
+                <w:u w:val="single"/>
+                <w:lang w:val="en-US"/>
               </w:rPr>
               <w:t>{{</w:t>
             </w:r>
@@ -654,6 +740,7 @@
                 <w:sz w:val="28"/>
                 <w:szCs w:val="28"/>
                 <w:u w:val="single"/>
+                <w:lang w:val="en-US"/>
               </w:rPr>
               <w:t>}}</w:t>
             </w:r>
@@ -703,15 +790,52 @@
                 <w:u w:val="single"/>
                 <w:lang w:val="en-US"/>
               </w:rPr>
-              <w:t>date_of_expiry</w:t>
-            </w:r>
-            <w:r>
-              <w:rPr>
-                <w:b/>
-                <w:sz w:val="28"/>
-                <w:szCs w:val="28"/>
-                <w:u w:val="single"/>
-                <w:lang w:val="en-US"/>
+              <w:t>date</w:t>
+            </w:r>
+            <w:r>
+              <w:rPr>
+                <w:b/>
+                <w:sz w:val="28"/>
+                <w:szCs w:val="28"/>
+                <w:u w:val="single"/>
+              </w:rPr>
+              <w:t>_</w:t>
+            </w:r>
+            <w:r>
+              <w:rPr>
+                <w:b/>
+                <w:sz w:val="28"/>
+                <w:szCs w:val="28"/>
+                <w:u w:val="single"/>
+                <w:lang w:val="en-US"/>
+              </w:rPr>
+              <w:t>of</w:t>
+            </w:r>
+            <w:r>
+              <w:rPr>
+                <w:b/>
+                <w:sz w:val="28"/>
+                <w:szCs w:val="28"/>
+                <w:u w:val="single"/>
+              </w:rPr>
+              <w:t>_</w:t>
+            </w:r>
+            <w:r>
+              <w:rPr>
+                <w:b/>
+                <w:sz w:val="28"/>
+                <w:szCs w:val="28"/>
+                <w:u w:val="single"/>
+                <w:lang w:val="en-US"/>
+              </w:rPr>
+              <w:t>expiry</w:t>
+            </w:r>
+            <w:r>
+              <w:rPr>
+                <w:b/>
+                <w:sz w:val="28"/>
+                <w:szCs w:val="28"/>
+                <w:u w:val="single"/>
               </w:rPr>
               <w:t>}}</w:t>
             </w:r>
@@ -815,18 +939,35 @@
                 <w:sz w:val="28"/>
                 <w:szCs w:val="28"/>
                 <w:u w:val="single"/>
-                <w:lang w:val="en-US"/>
-              </w:rPr>
-            </w:pPr>
-            <w:r>
-              <w:rPr>
-                <w:b/>
-                <w:sz w:val="28"/>
-                <w:szCs w:val="28"/>
-                <w:u w:val="single"/>
-                <w:lang w:val="en-US"/>
-              </w:rPr>
-              <w:t>{{gender}}</w:t>
+              </w:rPr>
+            </w:pPr>
+            <w:r>
+              <w:rPr>
+                <w:b/>
+                <w:sz w:val="28"/>
+                <w:szCs w:val="28"/>
+                <w:u w:val="single"/>
+              </w:rPr>
+              <w:t>{{</w:t>
+            </w:r>
+            <w:r>
+              <w:rPr>
+                <w:b/>
+                <w:sz w:val="28"/>
+                <w:szCs w:val="28"/>
+                <w:u w:val="single"/>
+                <w:lang w:val="en-US"/>
+              </w:rPr>
+              <w:t>gender</w:t>
+            </w:r>
+            <w:r>
+              <w:rPr>
+                <w:b/>
+                <w:sz w:val="28"/>
+                <w:szCs w:val="28"/>
+                <w:u w:val="single"/>
+              </w:rPr>
+              <w:t>}}</w:t>
             </w:r>
           </w:p>
           <w:p>
@@ -857,18 +998,35 @@
                 <w:sz w:val="28"/>
                 <w:szCs w:val="28"/>
                 <w:u w:val="single"/>
-                <w:lang w:val="en-US"/>
-              </w:rPr>
-            </w:pPr>
-            <w:r>
-              <w:rPr>
-                <w:b/>
-                <w:sz w:val="28"/>
-                <w:szCs w:val="28"/>
-                <w:u w:val="single"/>
-                <w:lang w:val="en-US"/>
-              </w:rPr>
-              <w:t>{{citizenship}}</w:t>
+              </w:rPr>
+            </w:pPr>
+            <w:r>
+              <w:rPr>
+                <w:b/>
+                <w:sz w:val="28"/>
+                <w:szCs w:val="28"/>
+                <w:u w:val="single"/>
+              </w:rPr>
+              <w:t>{{</w:t>
+            </w:r>
+            <w:r>
+              <w:rPr>
+                <w:b/>
+                <w:sz w:val="28"/>
+                <w:szCs w:val="28"/>
+                <w:u w:val="single"/>
+                <w:lang w:val="en-US"/>
+              </w:rPr>
+              <w:t>citizenship</w:t>
+            </w:r>
+            <w:r>
+              <w:rPr>
+                <w:b/>
+                <w:sz w:val="28"/>
+                <w:szCs w:val="28"/>
+                <w:u w:val="single"/>
+              </w:rPr>
+              <w:t>}}</w:t>
             </w:r>
           </w:p>
           <w:p>
@@ -1154,6 +1312,18 @@
                 <w:u w:val="single"/>
                 <w:lang w:val="en-US"/>
               </w:rPr>
+              <w:t>identification_</w:t>
+            </w:r>
+            <w:bookmarkStart w:id="1" w:name="_GoBack"/>
+            <w:bookmarkEnd w:id="1"/>
+            <w:r>
+              <w:rPr>
+                <w:b/>
+                <w:sz w:val="28"/>
+                <w:szCs w:val="28"/>
+                <w:u w:val="single"/>
+                <w:lang w:val="en-US"/>
+              </w:rPr>
               <w:t>number</w:t>
             </w:r>
             <w:r>
@@ -1194,7 +1364,6 @@
                 <w:sz w:val="28"/>
                 <w:szCs w:val="28"/>
                 <w:u w:val="single"/>
-                <w:lang w:val="en-US"/>
               </w:rPr>
             </w:pPr>
             <w:r>
@@ -1214,7 +1383,54 @@
                 <w:u w:val="single"/>
                 <w:lang w:val="en-US"/>
               </w:rPr>
-              <w:t>place_of_birth}}</w:t>
+              <w:t>place</w:t>
+            </w:r>
+            <w:r>
+              <w:rPr>
+                <w:b/>
+                <w:sz w:val="28"/>
+                <w:szCs w:val="28"/>
+                <w:u w:val="single"/>
+              </w:rPr>
+              <w:t>_</w:t>
+            </w:r>
+            <w:r>
+              <w:rPr>
+                <w:b/>
+                <w:sz w:val="28"/>
+                <w:szCs w:val="28"/>
+                <w:u w:val="single"/>
+                <w:lang w:val="en-US"/>
+              </w:rPr>
+              <w:t>of</w:t>
+            </w:r>
+            <w:r>
+              <w:rPr>
+                <w:b/>
+                <w:sz w:val="28"/>
+                <w:szCs w:val="28"/>
+                <w:u w:val="single"/>
+              </w:rPr>
+              <w:t>_</w:t>
+            </w:r>
+            <w:r>
+              <w:rPr>
+                <w:b/>
+                <w:sz w:val="28"/>
+                <w:szCs w:val="28"/>
+                <w:u w:val="single"/>
+                <w:lang w:val="en-US"/>
+              </w:rPr>
+              <w:t>birth</w:t>
+            </w:r>
+            <w:r>
+              <w:rPr>
+                <w:b/>
+                <w:sz w:val="28"/>
+                <w:szCs w:val="28"/>
+                <w:u w:val="single"/>
+              </w:rPr>
+              <w:t>}}</w:t>
             </w:r>
           </w:p>
           <w:p>
@@ -1295,8 +1511,6 @@
                 <w:lang w:val="en-US"/>
               </w:rPr>
             </w:pPr>
-            <w:bookmarkStart w:id="1" w:name="_GoBack"/>
-            <w:bookmarkEnd w:id="1"/>
             <w:r>
               <w:rPr>
                 <w:b/>

--- a/templates/ID_CARD_TEMPLATE_RU.docx
+++ b/templates/ID_CARD_TEMPLATE_RU.docx
@@ -502,6 +502,16 @@
                 <w:sz w:val="28"/>
                 <w:szCs w:val="28"/>
                 <w:u w:val="single"/>
+                <w:lang w:val="en-US"/>
+              </w:rPr>
+              <w:t>s</w:t>
+            </w:r>
+            <w:r>
+              <w:rPr>
+                <w:b/>
+                <w:sz w:val="28"/>
+                <w:szCs w:val="28"/>
+                <w:u w:val="single"/>
               </w:rPr>
               <w:t>}}</w:t>
             </w:r>
@@ -958,7 +968,57 @@
                 <w:u w:val="single"/>
                 <w:lang w:val="en-US"/>
               </w:rPr>
-              <w:t>gender</w:t>
+              <w:t>sex}}</w:t>
+            </w:r>
+          </w:p>
+          <w:p>
+            <w:pPr>
+              <w:spacing w:after="0" w:line="240" w:lineRule="auto"/>
+              <w:jc w:val="right"/>
+              <w:rPr>
+                <w:b/>
+                <w:sz w:val="28"/>
+                <w:szCs w:val="28"/>
+              </w:rPr>
+            </w:pPr>
+            <w:r>
+              <w:rPr>
+                <w:b/>
+                <w:sz w:val="28"/>
+                <w:szCs w:val="28"/>
+              </w:rPr>
+              <w:t>ГРАЖДАНСТВО</w:t>
+            </w:r>
+          </w:p>
+          <w:p>
+            <w:pPr>
+              <w:spacing w:after="0" w:line="240" w:lineRule="auto"/>
+              <w:jc w:val="right"/>
+              <w:rPr>
+                <w:b/>
+                <w:sz w:val="28"/>
+                <w:szCs w:val="28"/>
+                <w:u w:val="single"/>
+              </w:rPr>
+            </w:pPr>
+            <w:r>
+              <w:rPr>
+                <w:b/>
+                <w:sz w:val="28"/>
+                <w:szCs w:val="28"/>
+                <w:u w:val="single"/>
+              </w:rPr>
+              <w:t>{{</w:t>
+            </w:r>
+            <w:r>
+              <w:rPr>
+                <w:b/>
+                <w:sz w:val="28"/>
+                <w:szCs w:val="28"/>
+                <w:u w:val="single"/>
+                <w:lang w:val="en-US"/>
+              </w:rPr>
+              <w:t>citizenship</w:t>
             </w:r>
             <w:r>
               <w:rPr>
@@ -986,7 +1046,7 @@
                 <w:sz w:val="28"/>
                 <w:szCs w:val="28"/>
               </w:rPr>
-              <w:t>ГРАЖДАНСТВО</w:t>
+              <w:t>НОМЕР КАРТЫ</w:t>
             </w:r>
           </w:p>
           <w:p>
@@ -1006,6 +1066,7 @@
                 <w:sz w:val="28"/>
                 <w:szCs w:val="28"/>
                 <w:u w:val="single"/>
+                <w:lang w:val="uz-Latn-UZ"/>
               </w:rPr>
               <w:t>{{</w:t>
             </w:r>
@@ -1015,59 +1076,9 @@
                 <w:sz w:val="28"/>
                 <w:szCs w:val="28"/>
                 <w:u w:val="single"/>
-                <w:lang w:val="en-US"/>
-              </w:rPr>
-              <w:t>citizenship</w:t>
-            </w:r>
-            <w:r>
-              <w:rPr>
-                <w:b/>
-                <w:sz w:val="28"/>
-                <w:szCs w:val="28"/>
-                <w:u w:val="single"/>
-              </w:rPr>
-              <w:t>}}</w:t>
-            </w:r>
-          </w:p>
-          <w:p>
-            <w:pPr>
-              <w:spacing w:after="0" w:line="240" w:lineRule="auto"/>
-              <w:jc w:val="right"/>
-              <w:rPr>
-                <w:b/>
-                <w:sz w:val="28"/>
-                <w:szCs w:val="28"/>
-              </w:rPr>
-            </w:pPr>
-            <w:r>
-              <w:rPr>
-                <w:b/>
-                <w:sz w:val="28"/>
-                <w:szCs w:val="28"/>
-              </w:rPr>
-              <w:t>НОМЕР КАРТЫ</w:t>
-            </w:r>
-          </w:p>
-          <w:p>
-            <w:pPr>
-              <w:spacing w:after="0" w:line="240" w:lineRule="auto"/>
-              <w:jc w:val="right"/>
-              <w:rPr>
-                <w:b/>
-                <w:sz w:val="28"/>
-                <w:szCs w:val="28"/>
-                <w:u w:val="single"/>
-              </w:rPr>
-            </w:pPr>
-            <w:r>
-              <w:rPr>
-                <w:b/>
-                <w:sz w:val="28"/>
-                <w:szCs w:val="28"/>
-                <w:u w:val="single"/>
                 <w:lang w:val="uz-Latn-UZ"/>
               </w:rPr>
-              <w:t>{{</w:t>
+              <w:t>card</w:t>
             </w:r>
             <w:r>
               <w:rPr>
@@ -1077,7 +1088,7 @@
                 <w:u w:val="single"/>
                 <w:lang w:val="uz-Latn-UZ"/>
               </w:rPr>
-              <w:t>id_number</w:t>
+              <w:t>_number</w:t>
             </w:r>
             <w:r>
               <w:rPr>
@@ -1274,14 +1285,16 @@
                 <w:sz w:val="28"/>
                 <w:szCs w:val="28"/>
                 <w:u w:val="single"/>
-              </w:rPr>
-            </w:pPr>
-            <w:r>
-              <w:rPr>
-                <w:b/>
-                <w:sz w:val="28"/>
-                <w:szCs w:val="28"/>
-                <w:u w:val="single"/>
+                <w:lang w:val="en-US"/>
+              </w:rPr>
+            </w:pPr>
+            <w:r>
+              <w:rPr>
+                <w:b/>
+                <w:sz w:val="28"/>
+                <w:szCs w:val="28"/>
+                <w:u w:val="single"/>
+                <w:lang w:val="en-US"/>
               </w:rPr>
               <w:t>{{</w:t>
             </w:r>
@@ -1294,25 +1307,6 @@
                 <w:lang w:val="en-US"/>
               </w:rPr>
               <w:t>personal</w:t>
-            </w:r>
-            <w:r>
-              <w:rPr>
-                <w:b/>
-                <w:sz w:val="28"/>
-                <w:szCs w:val="28"/>
-                <w:u w:val="single"/>
-              </w:rPr>
-              <w:t>_</w:t>
-            </w:r>
-            <w:r>
-              <w:rPr>
-                <w:b/>
-                <w:sz w:val="28"/>
-                <w:szCs w:val="28"/>
-                <w:u w:val="single"/>
-                <w:lang w:val="en-US"/>
-              </w:rPr>
-              <w:t>identification_</w:t>
             </w:r>
             <w:bookmarkStart w:id="1" w:name="_GoBack"/>
             <w:bookmarkEnd w:id="1"/>
@@ -1324,6 +1318,16 @@
                 <w:u w:val="single"/>
                 <w:lang w:val="en-US"/>
               </w:rPr>
+              <w:t>_</w:t>
+            </w:r>
+            <w:r>
+              <w:rPr>
+                <w:b/>
+                <w:sz w:val="28"/>
+                <w:szCs w:val="28"/>
+                <w:u w:val="single"/>
+                <w:lang w:val="en-US"/>
+              </w:rPr>
               <w:t>number</w:t>
             </w:r>
             <w:r>
@@ -1332,6 +1336,7 @@
                 <w:sz w:val="28"/>
                 <w:szCs w:val="28"/>
                 <w:u w:val="single"/>
+                <w:lang w:val="en-US"/>
               </w:rPr>
               <w:t>}}</w:t>
             </w:r>
@@ -1552,221 +1557,7 @@
           <w:szCs w:val="28"/>
           <w:lang w:val="en-US"/>
         </w:rPr>
-        <w:t>IUUZB</w:t>
-      </w:r>
-      <w:r>
-        <w:rPr>
-          <w:rFonts w:ascii="Times New Roman" w:hAnsi="Times New Roman" w:cs="Times New Roman"/>
-          <w:b/>
-          <w:sz w:val="28"/>
-          <w:szCs w:val="28"/>
-          <w:lang w:val="en-US"/>
-        </w:rPr>
-        <w:t>{{ID_NUMBER}}</w:t>
-      </w:r>
-      <w:r>
-        <w:rPr>
-          <w:rFonts w:ascii="Times New Roman" w:hAnsi="Times New Roman" w:cs="Times New Roman"/>
-          <w:b/>
-          <w:sz w:val="28"/>
-          <w:szCs w:val="28"/>
-          <w:lang w:val="en-US"/>
-        </w:rPr>
-        <w:t>6</w:t>
-      </w:r>
-      <w:r>
-        <w:rPr>
-          <w:rFonts w:ascii="Times New Roman" w:hAnsi="Times New Roman" w:cs="Times New Roman"/>
-          <w:b/>
-          <w:sz w:val="28"/>
-          <w:szCs w:val="28"/>
-          <w:lang w:val="en-US"/>
-        </w:rPr>
-        <w:t>{{personal_number}}</w:t>
-      </w:r>
-      <w:r>
-        <w:rPr>
-          <w:rFonts w:ascii="Times New Roman" w:hAnsi="Times New Roman" w:cs="Times New Roman"/>
-          <w:b/>
-          <w:sz w:val="28"/>
-          <w:szCs w:val="28"/>
-          <w:lang w:val="en-US"/>
-        </w:rPr>
-        <w:t>&lt;&lt;</w:t>
-      </w:r>
-    </w:p>
-    <w:p>
-      <w:pPr>
-        <w:pStyle w:val="a6"/>
-        <w:rPr>
-          <w:rFonts w:ascii="Times New Roman" w:hAnsi="Times New Roman" w:cs="Times New Roman"/>
-          <w:b/>
-          <w:sz w:val="28"/>
-          <w:szCs w:val="28"/>
-          <w:lang w:val="en-US"/>
-        </w:rPr>
-      </w:pPr>
-      <w:r>
-        <w:rPr>
-          <w:rFonts w:ascii="Times New Roman" w:hAnsi="Times New Roman" w:cs="Times New Roman"/>
-          <w:b/>
-          <w:sz w:val="28"/>
-          <w:szCs w:val="28"/>
-          <w:lang w:val="en-US"/>
-        </w:rPr>
-        <w:t>{{birth_year}}{{birth_month}}{{birth_day}}</w:t>
-      </w:r>
-      <w:r>
-        <w:rPr>
-          <w:rFonts w:ascii="Times New Roman" w:hAnsi="Times New Roman" w:cs="Times New Roman"/>
-          <w:b/>
-          <w:sz w:val="28"/>
-          <w:szCs w:val="28"/>
-          <w:lang w:val="en-US"/>
-        </w:rPr>
-        <w:t>5</w:t>
-      </w:r>
-      <w:r>
-        <w:rPr>
-          <w:rFonts w:ascii="Times New Roman" w:hAnsi="Times New Roman" w:cs="Times New Roman"/>
-          <w:b/>
-          <w:sz w:val="28"/>
-          <w:szCs w:val="28"/>
-          <w:lang w:val="en-US"/>
-        </w:rPr>
-        <w:t>{{gender}}</w:t>
-      </w:r>
-      <w:r>
-        <w:rPr>
-          <w:rFonts w:ascii="Times New Roman" w:hAnsi="Times New Roman" w:cs="Times New Roman"/>
-          <w:b/>
-          <w:sz w:val="28"/>
-          <w:szCs w:val="28"/>
-          <w:lang w:val="en-US"/>
-        </w:rPr>
-        <w:t>{{serial_code2}}</w:t>
-      </w:r>
-      <w:r>
-        <w:rPr>
-          <w:rFonts w:ascii="Times New Roman" w:hAnsi="Times New Roman" w:cs="Times New Roman"/>
-          <w:b/>
-          <w:sz w:val="28"/>
-          <w:szCs w:val="28"/>
-          <w:lang w:val="en-US"/>
-        </w:rPr>
-        <w:t>UZBUZB</w:t>
-      </w:r>
-      <w:r>
-        <w:rPr>
-          <w:rFonts w:ascii="Times New Roman" w:hAnsi="Times New Roman" w:cs="Times New Roman"/>
-          <w:b/>
-          <w:sz w:val="28"/>
-          <w:szCs w:val="28"/>
-          <w:lang w:val="uz-Latn-UZ"/>
-        </w:rPr>
-        <w:t>&lt;&lt;&lt;&lt;&lt;&lt;&lt;&lt;</w:t>
-      </w:r>
-      <w:r>
-        <w:rPr>
-          <w:rFonts w:ascii="Times New Roman" w:hAnsi="Times New Roman" w:cs="Times New Roman"/>
-          <w:b/>
-          <w:sz w:val="28"/>
-          <w:szCs w:val="28"/>
-          <w:lang w:val="en-US"/>
-        </w:rPr>
-        <w:t>0</w:t>
-      </w:r>
-    </w:p>
-    <w:p>
-      <w:pPr>
-        <w:pStyle w:val="a6"/>
-        <w:rPr>
-          <w:rFonts w:ascii="Times New Roman" w:hAnsi="Times New Roman" w:cs="Times New Roman"/>
-          <w:b/>
-          <w:sz w:val="28"/>
-          <w:szCs w:val="28"/>
-          <w:lang w:val="uz-Latn-UZ"/>
-        </w:rPr>
-      </w:pPr>
-      <w:r>
-        <w:rPr>
-          <w:rFonts w:ascii="Times New Roman" w:hAnsi="Times New Roman" w:cs="Times New Roman"/>
-          <w:b/>
-          <w:sz w:val="28"/>
-          <w:szCs w:val="28"/>
-          <w:lang w:val="en-US"/>
-        </w:rPr>
-        <w:t>{{</w:t>
-      </w:r>
-      <w:r>
-        <w:rPr>
-          <w:rFonts w:ascii="Times New Roman" w:hAnsi="Times New Roman" w:cs="Times New Roman"/>
-          <w:b/>
-          <w:sz w:val="28"/>
-          <w:szCs w:val="28"/>
-          <w:lang w:val="en-US"/>
-        </w:rPr>
-        <w:t>surname</w:t>
-      </w:r>
-      <w:r>
-        <w:rPr>
-          <w:rFonts w:ascii="Times New Roman" w:hAnsi="Times New Roman" w:cs="Times New Roman"/>
-          <w:b/>
-          <w:sz w:val="28"/>
-          <w:szCs w:val="28"/>
-          <w:lang w:val="en-US"/>
-        </w:rPr>
-        <w:t>}}</w:t>
-      </w:r>
-      <w:r>
-        <w:rPr>
-          <w:rFonts w:ascii="Times New Roman" w:hAnsi="Times New Roman" w:cs="Times New Roman"/>
-          <w:b/>
-          <w:sz w:val="28"/>
-          <w:szCs w:val="28"/>
-          <w:lang w:val="uz-Latn-UZ"/>
-        </w:rPr>
-        <w:t>&lt;&lt;</w:t>
-      </w:r>
-      <w:r>
-        <w:rPr>
-          <w:rFonts w:ascii="Times New Roman" w:hAnsi="Times New Roman" w:cs="Times New Roman"/>
-          <w:b/>
-          <w:sz w:val="28"/>
-          <w:szCs w:val="28"/>
-          <w:lang w:val="en-US"/>
-        </w:rPr>
-        <w:t>{{</w:t>
-      </w:r>
-      <w:r>
-        <w:rPr>
-          <w:rFonts w:ascii="Times New Roman" w:hAnsi="Times New Roman" w:cs="Times New Roman"/>
-          <w:b/>
-          <w:sz w:val="28"/>
-          <w:szCs w:val="28"/>
-          <w:lang w:val="en-US"/>
-        </w:rPr>
-        <w:t>given</w:t>
-      </w:r>
-      <w:r>
-        <w:rPr>
-          <w:rFonts w:ascii="Times New Roman" w:hAnsi="Times New Roman" w:cs="Times New Roman"/>
-          <w:b/>
-          <w:sz w:val="28"/>
-          <w:szCs w:val="28"/>
-          <w:lang w:val="en-US"/>
-        </w:rPr>
-        <w:t>_name}}</w:t>
-      </w:r>
-      <w:r>
-        <w:rPr>
-          <w:rFonts w:ascii="Times New Roman" w:hAnsi="Times New Roman" w:cs="Times New Roman"/>
-          <w:b/>
-          <w:sz w:val="28"/>
-          <w:szCs w:val="28"/>
-          <w:lang w:val="uz-Latn-UZ"/>
-        </w:rPr>
-        <w:t>&lt;&lt;</w:t>
+        <w:t>{{mrz}}</w:t>
       </w:r>
     </w:p>
     <w:bookmarkEnd w:id="0"/>
